--- a/tests/fixtures/sections.docx
+++ b/tests/fixtures/sections.docx
@@ -1,6 +1,6 @@
 
 <file path=word/document.xml><?xml version="1.0" encoding="utf-8"?>
-<w:document xmlns:w="http://schemas.openxmlformats.org/wordprocessingml/2006/main">
+<w:document xmlns:w="http://schemas.openxmlformats.org/wordprocessingml/2006/main" xmlns:r="http://schemas.openxmlformats.org/officeDocument/2006/relationships" xmlns:m="http://schemas.openxmlformats.org/officeDocument/2006/math" xmlns:mc="http://schemas.openxmlformats.org/markup-compatibility/2006" xmlns:wp="http://schemas.openxmlformats.org/drawingml/2006/wordprocessingDrawing" xmlns:wp14="http://schemas.microsoft.com/office/word/2010/wordprocessingDrawing" xmlns:w14="http://schemas.microsoft.com/office/word/2010/wordml" xmlns:w15="http://schemas.microsoft.com/office/word/2012/wordml" xmlns:w16se="http://schemas.microsoft.com/office/word/2015/wordml/symex" mc:Ignorable="w14 w15 w16se wp14">
   <w:body>
     <w:p>
       <w:pPr>
@@ -218,15 +218,340 @@
       </w:r>
     </w:p>
     <w:sectPr>
+      <w:pgSz w:w="12240" w:h="15840"/>
+      <w:pgMar w:top="1440" w:right="1440" w:bottom="1440" w:left="1440" w:header="720" w:footer="720" w:gutter="0"/>
       <w:type w:val="continuous"/>
-      <w:cols w:num="2"/>
+      <w:cols w:space="720" w:num="2"/>
+      <w:docGrid w:linePitch="360"/>
       <w:sectPrChange w:id="0" w:author="Reviewer" w:date="2026-05-06T10:00:00Z">
         <w:sectPr>
+          <w:pgSz w:w="12240" w:h="15840"/>
+          <w:pgMar w:top="1440" w:right="1440" w:bottom="1440" w:left="1440" w:header="720" w:footer="720" w:gutter="0"/>
           <w:type w:val="continuous"/>
-          <w:cols w:num="1"/>
+          <w:cols w:space="720" w:num="1"/>
+          <w:docGrid w:linePitch="360"/>
         </w:sectPr>
       </w:sectPrChange>
     </w:sectPr>
   </w:body>
 </w:document>
+</file>
+
+<file path=word/styles.xml><?xml version="1.0" encoding="utf-8"?>
+<w:styles xmlns:w="http://schemas.openxmlformats.org/wordprocessingml/2006/main">
+  <w:docDefaults>
+    <w:rPrDefault>
+      <w:rPr>
+        <w:rFonts w:ascii="Calibri" w:hAnsi="Calibri" w:cs="Times New Roman"/>
+        <w:sz w:val="22"/>
+        <w:szCs w:val="22"/>
+        <w:lang w:val="en-US" w:eastAsia="en-US" w:bidi="ar-SA"/>
+      </w:rPr>
+    </w:rPrDefault>
+    <w:pPrDefault>
+      <w:pPr>
+        <w:spacing w:after="160" w:line="259" w:lineRule="auto"/>
+      </w:pPr>
+    </w:pPrDefault>
+  </w:docDefaults>
+  <w:style w:type="paragraph" w:default="1" w:styleId="Normal">
+    <w:name w:val="Normal"/>
+    <w:qFormat/>
+  </w:style>
+</w:styles>
+</file>
+
+<file path=word/theme/theme1.xml><?xml version="1.0" encoding="utf-8"?>
+<a:theme xmlns:a="http://schemas.openxmlformats.org/drawingml/2006/main" name="Office Theme">
+  <a:themeElements>
+    <a:clrScheme name="Office">
+      <a:dk1>
+        <a:sysClr val="windowText" lastClr="000000"/>
+      </a:dk1>
+      <a:lt1>
+        <a:sysClr val="window" lastClr="FFFFFF"/>
+      </a:lt1>
+      <a:dk2>
+        <a:srgbClr val="0E2841"/>
+      </a:dk2>
+      <a:lt2>
+        <a:srgbClr val="E8E8E8"/>
+      </a:lt2>
+      <a:accent1>
+        <a:srgbClr val="156082"/>
+      </a:accent1>
+      <a:accent2>
+        <a:srgbClr val="E97132"/>
+      </a:accent2>
+      <a:accent3>
+        <a:srgbClr val="196B24"/>
+      </a:accent3>
+      <a:accent4>
+        <a:srgbClr val="0F9ED5"/>
+      </a:accent4>
+      <a:accent5>
+        <a:srgbClr val="A02B93"/>
+      </a:accent5>
+      <a:accent6>
+        <a:srgbClr val="4EA72E"/>
+      </a:accent6>
+      <a:hlink>
+        <a:srgbClr val="467886"/>
+      </a:hlink>
+      <a:folHlink>
+        <a:srgbClr val="96607D"/>
+      </a:folHlink>
+    </a:clrScheme>
+    <a:fontScheme name="Office">
+      <a:majorFont>
+        <a:latin typeface="Aptos Display" panose="02110004020202020204"/>
+        <a:ea typeface=""/>
+        <a:cs typeface=""/>
+        <a:font script="Jpan" typeface="游ゴシック Light"/>
+        <a:font script="Hang" typeface="맑은 고딕"/>
+        <a:font script="Hans" typeface="等线 Light"/>
+        <a:font script="Hant" typeface="新細明體"/>
+        <a:font script="Arab" typeface="Times New Roman"/>
+        <a:font script="Hebr" typeface="Times New Roman"/>
+        <a:font script="Thai" typeface="Angsana New"/>
+        <a:font script="Ethi" typeface="Nyala"/>
+        <a:font script="Beng" typeface="Vrinda"/>
+        <a:font script="Gujr" typeface="Shruti"/>
+        <a:font script="Khmr" typeface="MoolBoran"/>
+        <a:font script="Knda" typeface="Tunga"/>
+        <a:font script="Guru" typeface="Raavi"/>
+        <a:font script="Cans" typeface="Euphemia"/>
+        <a:font script="Cher" typeface="Plantagenet Cherokee"/>
+        <a:font script="Yiii" typeface="Microsoft Yi Baiti"/>
+        <a:font script="Tibt" typeface="Microsoft Himalaya"/>
+        <a:font script="Thaa" typeface="MV Boli"/>
+        <a:font script="Deva" typeface="Mangal"/>
+        <a:font script="Telu" typeface="Gautami"/>
+        <a:font script="Taml" typeface="Latha"/>
+        <a:font script="Syrc" typeface="Estrangelo Edessa"/>
+        <a:font script="Orya" typeface="Kalinga"/>
+        <a:font script="Mlym" typeface="Kartika"/>
+        <a:font script="Laoo" typeface="DokChampa"/>
+        <a:font script="Sinh" typeface="Iskoola Pota"/>
+        <a:font script="Mong" typeface="Mongolian Baiti"/>
+        <a:font script="Viet" typeface="Times New Roman"/>
+        <a:font script="Uigh" typeface="Microsoft Uighur"/>
+        <a:font script="Geor" typeface="Sylfaen"/>
+        <a:font script="Armn" typeface="Arial"/>
+        <a:font script="Bugi" typeface="Leelawadee UI"/>
+        <a:font script="Bopo" typeface="Microsoft JhengHei"/>
+        <a:font script="Java" typeface="Javanese Text"/>
+        <a:font script="Lisu" typeface="Segoe UI"/>
+        <a:font script="Mymr" typeface="Myanmar Text"/>
+        <a:font script="Nkoo" typeface="Ebrima"/>
+        <a:font script="Olck" typeface="Nirmala UI"/>
+        <a:font script="Osma" typeface="Ebrima"/>
+        <a:font script="Phag" typeface="Phagspa"/>
+        <a:font script="Syrn" typeface="Estrangelo Edessa"/>
+        <a:font script="Syrj" typeface="Estrangelo Edessa"/>
+        <a:font script="Syre" typeface="Estrangelo Edessa"/>
+        <a:font script="Sora" typeface="Nirmala UI"/>
+        <a:font script="Tale" typeface="Microsoft Tai Le"/>
+        <a:font script="Talu" typeface="Microsoft New Tai Lue"/>
+        <a:font script="Tfng" typeface="Ebrima"/>
+      </a:majorFont>
+      <a:minorFont>
+        <a:latin typeface="Aptos" panose="02110004020202020204"/>
+        <a:ea typeface=""/>
+        <a:cs typeface=""/>
+        <a:font script="Jpan" typeface="游ゴシック"/>
+        <a:font script="Hang" typeface="맑은 고딕"/>
+        <a:font script="Hans" typeface="等线"/>
+        <a:font script="Hant" typeface="新細明體"/>
+        <a:font script="Arab" typeface="Arial"/>
+        <a:font script="Hebr" typeface="Arial"/>
+        <a:font script="Thai" typeface="Cordia New"/>
+        <a:font script="Ethi" typeface="Nyala"/>
+        <a:font script="Beng" typeface="Vrinda"/>
+        <a:font script="Gujr" typeface="Shruti"/>
+        <a:font script="Khmr" typeface="DaunPenh"/>
+        <a:font script="Knda" typeface="Tunga"/>
+        <a:font script="Guru" typeface="Raavi"/>
+        <a:font script="Cans" typeface="Euphemia"/>
+        <a:font script="Cher" typeface="Plantagenet Cherokee"/>
+        <a:font script="Yiii" typeface="Microsoft Yi Baiti"/>
+        <a:font script="Tibt" typeface="Microsoft Himalaya"/>
+        <a:font script="Thaa" typeface="MV Boli"/>
+        <a:font script="Deva" typeface="Mangal"/>
+        <a:font script="Telu" typeface="Gautami"/>
+        <a:font script="Taml" typeface="Latha"/>
+        <a:font script="Syrc" typeface="Estrangelo Edessa"/>
+        <a:font script="Orya" typeface="Kalinga"/>
+        <a:font script="Mlym" typeface="Kartika"/>
+        <a:font script="Laoo" typeface="DokChampa"/>
+        <a:font script="Sinh" typeface="Iskoola Pota"/>
+        <a:font script="Mong" typeface="Mongolian Baiti"/>
+        <a:font script="Viet" typeface="Arial"/>
+        <a:font script="Uigh" typeface="Microsoft Uighur"/>
+        <a:font script="Geor" typeface="Sylfaen"/>
+        <a:font script="Armn" typeface="Arial"/>
+        <a:font script="Bugi" typeface="Leelawadee UI"/>
+        <a:font script="Bopo" typeface="Microsoft JhengHei"/>
+        <a:font script="Java" typeface="Javanese Text"/>
+        <a:font script="Lisu" typeface="Segoe UI"/>
+        <a:font script="Mymr" typeface="Myanmar Text"/>
+        <a:font script="Nkoo" typeface="Ebrima"/>
+        <a:font script="Olck" typeface="Nirmala UI"/>
+        <a:font script="Osma" typeface="Ebrima"/>
+        <a:font script="Phag" typeface="Phagspa"/>
+        <a:font script="Syrn" typeface="Estrangelo Edessa"/>
+        <a:font script="Syrj" typeface="Estrangelo Edessa"/>
+        <a:font script="Syre" typeface="Estrangelo Edessa"/>
+        <a:font script="Sora" typeface="Nirmala UI"/>
+        <a:font script="Tale" typeface="Microsoft Tai Le"/>
+        <a:font script="Talu" typeface="Microsoft New Tai Lue"/>
+        <a:font script="Tfng" typeface="Ebrima"/>
+      </a:minorFont>
+    </a:fontScheme>
+    <a:fmtScheme name="Office">
+      <a:fillStyleLst>
+        <a:solidFill>
+          <a:schemeClr val="phClr"/>
+        </a:solidFill>
+        <a:gradFill rotWithShape="1">
+          <a:gsLst>
+            <a:gs pos="0">
+              <a:schemeClr val="phClr">
+                <a:lumMod val="110000"/>
+                <a:satMod val="105000"/>
+                <a:tint val="67000"/>
+              </a:schemeClr>
+            </a:gs>
+            <a:gs pos="50000">
+              <a:schemeClr val="phClr">
+                <a:lumMod val="105000"/>
+                <a:satMod val="103000"/>
+                <a:tint val="73000"/>
+              </a:schemeClr>
+            </a:gs>
+            <a:gs pos="100000">
+              <a:schemeClr val="phClr">
+                <a:lumMod val="105000"/>
+                <a:satMod val="109000"/>
+                <a:tint val="81000"/>
+              </a:schemeClr>
+            </a:gs>
+          </a:gsLst>
+          <a:lin ang="5400000" scaled="0"/>
+        </a:gradFill>
+        <a:gradFill rotWithShape="1">
+          <a:gsLst>
+            <a:gs pos="0">
+              <a:schemeClr val="phClr">
+                <a:satMod val="103000"/>
+                <a:lumMod val="102000"/>
+                <a:tint val="94000"/>
+              </a:schemeClr>
+            </a:gs>
+            <a:gs pos="50000">
+              <a:schemeClr val="phClr">
+                <a:satMod val="110000"/>
+                <a:lumMod val="100000"/>
+                <a:shade val="100000"/>
+              </a:schemeClr>
+            </a:gs>
+            <a:gs pos="100000">
+              <a:schemeClr val="phClr">
+                <a:lumMod val="99000"/>
+                <a:satMod val="120000"/>
+                <a:shade val="78000"/>
+              </a:schemeClr>
+            </a:gs>
+          </a:gsLst>
+          <a:lin ang="5400000" scaled="0"/>
+        </a:gradFill>
+      </a:fillStyleLst>
+      <a:lnStyleLst>
+        <a:ln w="6350" cap="flat" cmpd="sng" algn="ctr">
+          <a:solidFill>
+            <a:schemeClr val="phClr"/>
+          </a:solidFill>
+          <a:prstDash val="solid"/>
+          <a:miter lim="800000"/>
+        </a:ln>
+        <a:ln w="12700" cap="flat" cmpd="sng" algn="ctr">
+          <a:solidFill>
+            <a:schemeClr val="phClr"/>
+          </a:solidFill>
+          <a:prstDash val="solid"/>
+          <a:miter lim="800000"/>
+        </a:ln>
+        <a:ln w="19050" cap="flat" cmpd="sng" algn="ctr">
+          <a:solidFill>
+            <a:schemeClr val="phClr"/>
+          </a:solidFill>
+          <a:prstDash val="solid"/>
+          <a:miter lim="800000"/>
+        </a:ln>
+      </a:lnStyleLst>
+      <a:effectStyleLst>
+        <a:effectStyle>
+          <a:effectLst/>
+        </a:effectStyle>
+        <a:effectStyle>
+          <a:effectLst/>
+        </a:effectStyle>
+        <a:effectStyle>
+          <a:effectLst>
+            <a:outerShdw blurRad="57150" dist="19050" dir="5400000" algn="ctr" rotWithShape="0">
+              <a:srgbClr val="000000">
+                <a:alpha val="63000"/>
+              </a:srgbClr>
+            </a:outerShdw>
+          </a:effectLst>
+        </a:effectStyle>
+      </a:effectStyleLst>
+      <a:bgFillStyleLst>
+        <a:solidFill>
+          <a:schemeClr val="phClr"/>
+        </a:solidFill>
+        <a:solidFill>
+          <a:schemeClr val="phClr">
+            <a:tint val="95000"/>
+            <a:satMod val="170000"/>
+          </a:schemeClr>
+        </a:solidFill>
+        <a:gradFill rotWithShape="1">
+          <a:gsLst>
+            <a:gs pos="0">
+              <a:schemeClr val="phClr">
+                <a:tint val="93000"/>
+                <a:satMod val="150000"/>
+                <a:shade val="98000"/>
+                <a:lumMod val="102000"/>
+              </a:schemeClr>
+            </a:gs>
+            <a:gs pos="50000">
+              <a:schemeClr val="phClr">
+                <a:tint val="98000"/>
+                <a:satMod val="130000"/>
+                <a:shade val="90000"/>
+                <a:lumMod val="103000"/>
+              </a:schemeClr>
+            </a:gs>
+            <a:gs pos="100000">
+              <a:schemeClr val="phClr">
+                <a:shade val="63000"/>
+                <a:satMod val="120000"/>
+              </a:schemeClr>
+            </a:gs>
+          </a:gsLst>
+          <a:lin ang="5400000" scaled="0"/>
+        </a:gradFill>
+      </a:bgFillStyleLst>
+    </a:fmtScheme>
+  </a:themeElements>
+  <a:objectDefaults/>
+  <a:extraClrSchemeLst/>
+  <a:extLst>
+    <a:ext uri="{05A4C25C-085E-4340-85A3-A5531E510DB2}">
+      <thm15:themeFamily xmlns:thm15="http://schemas.microsoft.com/office/thememl/2012/main" name="Office Theme" id="{62F939B6-93AF-4DB8-9C6B-D6C7DFDC589F}" vid="{4A3C46E8-61CC-4603-A589-7422A47A8E4A}"/>
+    </a:ext>
+  </a:extLst>
+</a:theme>
 </file>
--- a/tests/fixtures/sections.docx
+++ b/tests/fixtures/sections.docx
@@ -257,6 +257,38 @@
   <w:style w:type="paragraph" w:default="1" w:styleId="Normal">
     <w:name w:val="Normal"/>
     <w:qFormat/>
+  </w:style>
+  <w:style w:type="paragraph" w:styleId="Heading1">
+    <w:name w:val="heading 1"/>
+    <w:basedOn w:val="Normal"/>
+    <w:next w:val="Normal"/>
+    <w:qFormat/>
+    <w:pPr>
+      <w:keepNext/>
+      <w:keepLines/>
+      <w:spacing w:before="240" w:after="60"/>
+      <w:outlineLvl w:val="0"/>
+    </w:pPr>
+    <w:rPr>
+      <w:b/>
+      <w:sz w:val="32"/>
+    </w:rPr>
+  </w:style>
+  <w:style w:type="paragraph" w:styleId="Heading2">
+    <w:name w:val="heading 2"/>
+    <w:basedOn w:val="Normal"/>
+    <w:next w:val="Normal"/>
+    <w:qFormat/>
+    <w:pPr>
+      <w:keepNext/>
+      <w:keepLines/>
+      <w:spacing w:before="240" w:after="60"/>
+      <w:outlineLvl w:val="1"/>
+    </w:pPr>
+    <w:rPr>
+      <w:b/>
+      <w:sz w:val="28"/>
+    </w:rPr>
   </w:style>
 </w:styles>
 </file>

--- a/tests/fixtures/sections.docx
+++ b/tests/fixtures/sections.docx
@@ -1,6 +1,6 @@
 
 <file path=word/document.xml><?xml version="1.0" encoding="utf-8"?>
-<w:document xmlns:w="http://schemas.openxmlformats.org/wordprocessingml/2006/main" xmlns:r="http://schemas.openxmlformats.org/officeDocument/2006/relationships" xmlns:m="http://schemas.openxmlformats.org/officeDocument/2006/math" xmlns:mc="http://schemas.openxmlformats.org/markup-compatibility/2006" xmlns:wp="http://schemas.openxmlformats.org/drawingml/2006/wordprocessingDrawing" xmlns:wp14="http://schemas.microsoft.com/office/word/2010/wordprocessingDrawing" xmlns:w14="http://schemas.microsoft.com/office/word/2010/wordml" xmlns:w15="http://schemas.microsoft.com/office/word/2012/wordml" xmlns:w16se="http://schemas.microsoft.com/office/word/2015/wordml/symex" mc:Ignorable="w14 w15 w16se wp14">
+<w:document xmlns:w="http://schemas.openxmlformats.org/wordprocessingml/2006/main" xmlns:r="http://schemas.openxmlformats.org/officeDocument/2006/relationships" xmlns:m="http://schemas.openxmlformats.org/officeDocument/2006/math" xmlns:mc="http://schemas.openxmlformats.org/markup-compatibility/2006" xmlns:wp="http://schemas.openxmlformats.org/drawingml/2006/wordprocessingDrawing" xmlns:wp14="http://schemas.microsoft.com/office/word/2010/wordprocessingDrawing" xmlns:w14="http://schemas.microsoft.com/office/word/2010/wordml" xmlns:w15="http://schemas.microsoft.com/office/word/2012/wordml" xmlns:w16se="http://schemas.microsoft.com/office/word/2015/wordml/symex" xmlns:dcx="urn:docx-cli:raw" mc:Ignorable="w14 w15 w16se wp14 dcx">
   <w:body>
     <w:p>
       <w:pPr>
@@ -15,11 +15,11 @@
         <w:t xml:space="preserve">This document exercises every section type the CLI supports — continuous, nextColumn, nextPage, evenPage, oddPage — alongside a w:sectPrChange revision marker on the trailing section. Each section opens with a heading naming what to look for and includes enough body text and structural padding to make the behavior visible in Word or LibreOffice.</w:t>
       </w:r>
     </w:p>
-    <w:p>
+    <w:p dcx:raw="1">
       <w:pPr>
         <w:sectPr>
           <w:type w:val="continuous"/>
-          <w:cols w:num="1"/>
+          <w:cols w:num="1" w:space="720"/>
         </w:sectPr>
       </w:pPr>
     </w:p>
@@ -46,11 +46,11 @@
         <w:t xml:space="preserve">Note: the w:type element describes where the CURRENT section begins, not where the next section starts (per ECMA-376 §17.6.22). It is easy to mis-read this — the same value can imply different things depending on which side of the boundary you have in mind. Throughout this fixture the body text is written from the current-section's perspective: continuous means this section continues on the prior page; nextPage means this section starts on a new page; etc.</w:t>
       </w:r>
     </w:p>
-    <w:p>
+    <w:p dcx:raw="1">
       <w:pPr>
         <w:sectPr>
           <w:type w:val="continuous"/>
-          <w:cols w:num="2"/>
+          <w:cols w:num="2" w:space="720"/>
         </w:sectPr>
       </w:pPr>
     </w:p>
@@ -67,11 +67,11 @@
         <w:t xml:space="preserve">This section uses type=nextColumn, which means SECTION B itself begins at the top of the next available column. Section A's body did not completely fill the columns of page 1 (you can see the leftover white space at the bottom of page 1's right column above), so under nextColumn semantics that white space is skipped and B's heading lands at the top of the next fresh column — typically the left column of page 2. With type=continuous on B instead, this heading would have started in that leftover white space.</w:t>
       </w:r>
     </w:p>
-    <w:p>
+    <w:p dcx:raw="1">
       <w:pPr>
         <w:sectPr>
           <w:type w:val="nextColumn"/>
-          <w:cols w:num="2"/>
+          <w:cols w:num="2" w:space="720"/>
         </w:sectPr>
       </w:pPr>
     </w:p>
@@ -93,11 +93,11 @@
         <w:t xml:space="preserve">Section D below changes the column count back to one. Even though we will not explicitly mark D's break as nextPage on B's side, a column-count change typically forces a page break in most viewers regardless — the layout simply cannot reflow across a column-count boundary on the same page. Section D's own type is nextPage, so the page-break behavior is explicit anyway.</w:t>
       </w:r>
     </w:p>
-    <w:p>
+    <w:p dcx:raw="1">
       <w:pPr>
         <w:sectPr>
           <w:type w:val="continuous"/>
-          <w:cols w:num="2"/>
+          <w:cols w:num="2" w:space="720"/>
         </w:sectPr>
       </w:pPr>
     </w:p>
@@ -124,11 +124,11 @@
         <w:t xml:space="preserve">This second paragraph of Section D lives on the next physical page because the empty paragraph above carries an inline page-break run (w:br w:type=page). The reason for this padding: Section D needs to reliably span two pages so the evenPage / oddPage parity-jumps downstream have a deterministic ending parity to react to. Without this control, the natural pagination might already line up with the requested parity and no blank filler page would be inserted.</w:t>
       </w:r>
     </w:p>
-    <w:p>
+    <w:p dcx:raw="1">
       <w:pPr>
         <w:sectPr>
           <w:type w:val="nextPage"/>
-          <w:cols w:num="1"/>
+          <w:cols w:num="1" w:space="720"/>
         </w:sectPr>
       </w:pPr>
     </w:p>
@@ -155,11 +155,11 @@
         <w:t xml:space="preserve">This second paragraph of Section E lives on the next page so the section spans two physical pages, ending on page 7 (odd). The two-page span gives Section F downstream a deterministic starting context: F's oddPage will need to advance from this section's odd ending to the next odd page, which requires inserting another blank to skip past the natural even page in between.</w:t>
       </w:r>
     </w:p>
-    <w:p>
+    <w:p dcx:raw="1">
       <w:pPr>
         <w:sectPr>
           <w:type w:val="evenPage"/>
-          <w:cols w:num="1"/>
+          <w:cols w:num="1" w:space="720"/>
         </w:sectPr>
       </w:pPr>
     </w:p>
@@ -186,11 +186,11 @@
         <w:t xml:space="preserve">This second paragraph of Section F lives on the next page, ending Section F on page 10 (even). Section G that follows uses the trailing section's type=continuous, which means G begins on the same page F ends on — page 10 — with the column count flipping from 1 to 2 mid-page. That gives the same kind of mid-page column transition we saw in Section A at the start of the document. Together evenPage and oddPage let you ensure consistent recto / verso starts in printed documents.</w:t>
       </w:r>
     </w:p>
-    <w:p>
+    <w:p dcx:raw="1">
       <w:pPr>
         <w:sectPr>
           <w:type w:val="oddPage"/>
-          <w:cols w:num="1"/>
+          <w:cols w:num="1" w:space="720"/>
         </w:sectPr>
       </w:pPr>
     </w:p>
@@ -218,16 +218,16 @@
       </w:r>
     </w:p>
     <w:sectPr>
+      <w:type w:val="continuous"/>
       <w:pgSz w:w="12240" w:h="15840"/>
       <w:pgMar w:top="1440" w:right="1440" w:bottom="1440" w:left="1440" w:header="720" w:footer="720" w:gutter="0"/>
-      <w:type w:val="continuous"/>
       <w:cols w:space="720" w:num="2"/>
       <w:docGrid w:linePitch="360"/>
       <w:sectPrChange w:id="0" w:author="Reviewer" w:date="2026-05-06T10:00:00Z">
         <w:sectPr>
+          <w:type w:val="continuous"/>
           <w:pgSz w:w="12240" w:h="15840"/>
           <w:pgMar w:top="1440" w:right="1440" w:bottom="1440" w:left="1440" w:header="720" w:footer="720" w:gutter="0"/>
-          <w:type w:val="continuous"/>
           <w:cols w:space="720" w:num="1"/>
           <w:docGrid w:linePitch="360"/>
         </w:sectPr>
@@ -270,7 +270,9 @@
       <w:outlineLvl w:val="0"/>
     </w:pPr>
     <w:rPr>
+      <w:rFonts w:asciiTheme="majorHAnsi" w:hAnsiTheme="majorHAnsi" w:cstheme="majorBidi"/>
       <w:b/>
+      <w:color w:val="2E74B5"/>
       <w:sz w:val="32"/>
     </w:rPr>
   </w:style>
@@ -286,8 +288,10 @@
       <w:outlineLvl w:val="1"/>
     </w:pPr>
     <w:rPr>
+      <w:rFonts w:asciiTheme="majorHAnsi" w:hAnsiTheme="majorHAnsi" w:cstheme="majorBidi"/>
       <w:b/>
-      <w:sz w:val="28"/>
+      <w:color w:val="2E74B5"/>
+      <w:sz w:val="26"/>
     </w:rPr>
   </w:style>
 </w:styles>
